--- a/backend/src/outputs/11f1625a-0675-434c-94bc-b2958bbd472d/documento_requisitos/documento_requisitos.docx
+++ b/backend/src/outputs/11f1625a-0675-434c-94bc-b2958bbd472d/documento_requisitos/documento_requisitos.docx
@@ -13,7 +13,7 @@
     </w:p>
     <w:p>
       <w:r>
-        <w:t>Fecha: 2026-05-02 13:10:03</w:t>
+        <w:t>Fecha: 2026-05-02 22:30:51</w:t>
       </w:r>
     </w:p>
     <w:p>
@@ -282,7 +282,7 @@
           </w:tcPr>
           <w:p>
             <w:r>
-              <w:t>Ana García</w:t>
+              <w:t>Ana Perez</w:t>
             </w:r>
           </w:p>
         </w:tc>
@@ -1037,7 +1037,7 @@
           </w:tcPr>
           <w:p>
             <w:r>
-              <w:t>RD-01</w:t>
+              <w:t>RNF-01</w:t>
             </w:r>
           </w:p>
         </w:tc>
@@ -1047,7 +1047,7 @@
           </w:tcPr>
           <w:p>
             <w:r>
-              <w:t xml:space="preserve">El sistema debe evitar que los drones vuelen a una altura superior a 120 metros </w:t>
+              <w:t>El sistema debe mantener un uptime del 99,99% para evitar drones varados en el a</w:t>
             </w:r>
           </w:p>
         </w:tc>
@@ -1067,7 +1067,7 @@
           </w:tcPr>
           <w:p>
             <w:r>
-              <w:t>4.0</w:t>
+              <w:t>3.4</w:t>
             </w:r>
           </w:p>
         </w:tc>
@@ -1077,59 +1077,7 @@
           </w:tcPr>
           <w:p>
             <w:r>
-              <w:t>Must Have — score 4.0/5: alto impacto de negocio (5/5), bajo coste de implementación (2/5). Requisito crítico para el MV</w:t>
-            </w:r>
-          </w:p>
-        </w:tc>
-      </w:tr>
-      <w:tr>
-        <w:tc>
-          <w:tcPr>
-            <w:tcW w:type="dxa" w:w="1728"/>
-          </w:tcPr>
-          <w:p>
-            <w:r>
-              <w:t>RD-02</w:t>
-            </w:r>
-          </w:p>
-        </w:tc>
-        <w:tc>
-          <w:tcPr>
-            <w:tcW w:type="dxa" w:w="1728"/>
-          </w:tcPr>
-          <w:p>
-            <w:r>
-              <w:t>El sistema debe rechazar cualquier ruta que comprometa la autonomía de energía d</w:t>
-            </w:r>
-          </w:p>
-        </w:tc>
-        <w:tc>
-          <w:tcPr>
-            <w:tcW w:type="dxa" w:w="1728"/>
-          </w:tcPr>
-          <w:p>
-            <w:r>
-              <w:t>Must Have</w:t>
-            </w:r>
-          </w:p>
-        </w:tc>
-        <w:tc>
-          <w:tcPr>
-            <w:tcW w:type="dxa" w:w="1728"/>
-          </w:tcPr>
-          <w:p>
-            <w:r>
-              <w:t>4.0</w:t>
-            </w:r>
-          </w:p>
-        </w:tc>
-        <w:tc>
-          <w:tcPr>
-            <w:tcW w:type="dxa" w:w="1728"/>
-          </w:tcPr>
-          <w:p>
-            <w:r>
-              <w:t>Must Have — score 4.0/5: alto impacto de negocio (5/5), bajo coste de implementación (2/5). Requisito crítico para el MV</w:t>
+              <w:t>Must Have — score 3.4/5: alto impacto de negocio (5/5). Requisito crítico para el MVP.</w:t>
             </w:r>
           </w:p>
         </w:tc>
@@ -1171,7 +1119,7 @@
           </w:tcPr>
           <w:p>
             <w:r>
-              <w:t>3.8</w:t>
+              <w:t>3.3</w:t>
             </w:r>
           </w:p>
         </w:tc>
@@ -1181,7 +1129,7 @@
           </w:tcPr>
           <w:p>
             <w:r>
-              <w:t>Must Have — score 3.8/5: alto impacto de negocio (5/5). Requisito crítico para el MVP.</w:t>
+              <w:t>Must Have — score 3.3/5: alto impacto de negocio (4/5). Requisito crítico para el MVP.</w:t>
             </w:r>
           </w:p>
         </w:tc>
@@ -1223,7 +1171,7 @@
           </w:tcPr>
           <w:p>
             <w:r>
-              <w:t>3.8</w:t>
+              <w:t>3.3</w:t>
             </w:r>
           </w:p>
         </w:tc>
@@ -1233,7 +1181,7 @@
           </w:tcPr>
           <w:p>
             <w:r>
-              <w:t>Must Have — score 3.8/5: alto impacto de negocio (5/5). Requisito crítico para el MVP.</w:t>
+              <w:t>Must Have — score 3.3/5: alto impacto de negocio (4/5). Requisito crítico para el MVP.</w:t>
             </w:r>
           </w:p>
         </w:tc>
@@ -1265,7 +1213,7 @@
           </w:tcPr>
           <w:p>
             <w:r>
-              <w:t>Must Have</w:t>
+              <w:t>Should Have</w:t>
             </w:r>
           </w:p>
         </w:tc>
@@ -1275,7 +1223,7 @@
           </w:tcPr>
           <w:p>
             <w:r>
-              <w:t>3.8</w:t>
+              <w:t>3.3</w:t>
             </w:r>
           </w:p>
         </w:tc>
@@ -1285,7 +1233,59 @@
           </w:tcPr>
           <w:p>
             <w:r>
-              <w:t>Must Have — score 3.8/5: alto impacto de negocio (5/5). Requisito crítico para el MVP.</w:t>
+              <w:t>Should Have — score 3.3/5: alto impacto de negocio (4/5).</w:t>
+            </w:r>
+          </w:p>
+        </w:tc>
+      </w:tr>
+      <w:tr>
+        <w:tc>
+          <w:tcPr>
+            <w:tcW w:type="dxa" w:w="1728"/>
+          </w:tcPr>
+          <w:p>
+            <w:r>
+              <w:t>RD-01</w:t>
+            </w:r>
+          </w:p>
+        </w:tc>
+        <w:tc>
+          <w:tcPr>
+            <w:tcW w:type="dxa" w:w="1728"/>
+          </w:tcPr>
+          <w:p>
+            <w:r>
+              <w:t xml:space="preserve">El sistema debe evitar que los drones vuelen a una altura superior a 120 metros </w:t>
+            </w:r>
+          </w:p>
+        </w:tc>
+        <w:tc>
+          <w:tcPr>
+            <w:tcW w:type="dxa" w:w="1728"/>
+          </w:tcPr>
+          <w:p>
+            <w:r>
+              <w:t>Should Have</w:t>
+            </w:r>
+          </w:p>
+        </w:tc>
+        <w:tc>
+          <w:tcPr>
+            <w:tcW w:type="dxa" w:w="1728"/>
+          </w:tcPr>
+          <w:p>
+            <w:r>
+              <w:t>3.3</w:t>
+            </w:r>
+          </w:p>
+        </w:tc>
+        <w:tc>
+          <w:tcPr>
+            <w:tcW w:type="dxa" w:w="1728"/>
+          </w:tcPr>
+          <w:p>
+            <w:r>
+              <w:t>Should Have — score 3.3/5: alto impacto de negocio (4/5), bajo coste de implementación (2/5).</w:t>
             </w:r>
           </w:p>
         </w:tc>
@@ -1317,7 +1317,7 @@
           </w:tcPr>
           <w:p>
             <w:r>
-              <w:t>Must Have</w:t>
+              <w:t>Should Have</w:t>
             </w:r>
           </w:p>
         </w:tc>
@@ -1327,7 +1327,7 @@
           </w:tcPr>
           <w:p>
             <w:r>
-              <w:t>3.8</w:t>
+              <w:t>3.3</w:t>
             </w:r>
           </w:p>
         </w:tc>
@@ -1337,7 +1337,59 @@
           </w:tcPr>
           <w:p>
             <w:r>
-              <w:t>Must Have — score 3.8/5: alto impacto de negocio (5/5). Requisito crítico para el MVP.</w:t>
+              <w:t>Should Have — score 3.3/5: alto impacto de negocio (4/5).</w:t>
+            </w:r>
+          </w:p>
+        </w:tc>
+      </w:tr>
+      <w:tr>
+        <w:tc>
+          <w:tcPr>
+            <w:tcW w:type="dxa" w:w="1728"/>
+          </w:tcPr>
+          <w:p>
+            <w:r>
+              <w:t>RD-02</w:t>
+            </w:r>
+          </w:p>
+        </w:tc>
+        <w:tc>
+          <w:tcPr>
+            <w:tcW w:type="dxa" w:w="1728"/>
+          </w:tcPr>
+          <w:p>
+            <w:r>
+              <w:t>El sistema debe rechazar cualquier ruta que comprometa la autonomía de energía d</w:t>
+            </w:r>
+          </w:p>
+        </w:tc>
+        <w:tc>
+          <w:tcPr>
+            <w:tcW w:type="dxa" w:w="1728"/>
+          </w:tcPr>
+          <w:p>
+            <w:r>
+              <w:t>Should Have</w:t>
+            </w:r>
+          </w:p>
+        </w:tc>
+        <w:tc>
+          <w:tcPr>
+            <w:tcW w:type="dxa" w:w="1728"/>
+          </w:tcPr>
+          <w:p>
+            <w:r>
+              <w:t>3.3</w:t>
+            </w:r>
+          </w:p>
+        </w:tc>
+        <w:tc>
+          <w:tcPr>
+            <w:tcW w:type="dxa" w:w="1728"/>
+          </w:tcPr>
+          <w:p>
+            <w:r>
+              <w:t>Should Have — score 3.3/5: alto impacto de negocio (4/5), bajo coste de implementación (2/5).</w:t>
             </w:r>
           </w:p>
         </w:tc>
@@ -1369,7 +1421,7 @@
           </w:tcPr>
           <w:p>
             <w:r>
-              <w:t>Must Have</w:t>
+              <w:t>Could Have</w:t>
             </w:r>
           </w:p>
         </w:tc>
@@ -1379,7 +1431,7 @@
           </w:tcPr>
           <w:p>
             <w:r>
-              <w:t>3.7</w:t>
+              <w:t>3.1</w:t>
             </w:r>
           </w:p>
         </w:tc>
@@ -1389,7 +1441,7 @@
           </w:tcPr>
           <w:p>
             <w:r>
-              <w:t>Must Have — score 3.7/5: alto impacto de negocio (5/5), esfuerzo de implementación elevado (4/5), riesgo técnico elevado</w:t>
+              <w:t>Could Have — score 3.1/5: alto impacto de negocio (4/5), esfuerzo de implementación elevado (4/5), riesgo técnico elevad</w:t>
             </w:r>
           </w:p>
         </w:tc>
@@ -1401,7 +1453,7 @@
           </w:tcPr>
           <w:p>
             <w:r>
-              <w:t>RNF-01</w:t>
+              <w:t>RNF-05</w:t>
             </w:r>
           </w:p>
         </w:tc>
@@ -1411,7 +1463,7 @@
           </w:tcPr>
           <w:p>
             <w:r>
-              <w:t>El sistema debe mantener un uptime del 99,99% para evitar drones varados en el a</w:t>
+              <w:t>El sistema no permitirá el despacho de pedidos que superen los 5kg, excediendo l</w:t>
             </w:r>
           </w:p>
         </w:tc>
@@ -1421,7 +1473,7 @@
           </w:tcPr>
           <w:p>
             <w:r>
-              <w:t>Must Have</w:t>
+              <w:t>Could Have</w:t>
             </w:r>
           </w:p>
         </w:tc>
@@ -1431,7 +1483,7 @@
           </w:tcPr>
           <w:p>
             <w:r>
-              <w:t>3.65</w:t>
+              <w:t>2.9</w:t>
             </w:r>
           </w:p>
         </w:tc>
@@ -1441,7 +1493,7 @@
           </w:tcPr>
           <w:p>
             <w:r>
-              <w:t>Must Have — score 3.65/5: alto impacto de negocio (5/5). Requisito crítico para el MVP.</w:t>
+              <w:t>Could Have — score 2.9/5: bajo impacto de negocio (2/5), bloquea múltiples componentes del sistema.</w:t>
             </w:r>
           </w:p>
         </w:tc>
@@ -1473,7 +1525,7 @@
           </w:tcPr>
           <w:p>
             <w:r>
-              <w:t>Must Have</w:t>
+              <w:t>Could Have</w:t>
             </w:r>
           </w:p>
         </w:tc>
@@ -1483,7 +1535,7 @@
           </w:tcPr>
           <w:p>
             <w:r>
-              <w:t>3.65</w:t>
+              <w:t>2.8</w:t>
             </w:r>
           </w:p>
         </w:tc>
@@ -1493,7 +1545,7 @@
           </w:tcPr>
           <w:p>
             <w:r>
-              <w:t>Must Have — score 3.65/5: alto impacto de negocio (5/5). Requisito crítico para el MVP.</w:t>
+              <w:t>Could Have — score 2.8/5</w:t>
             </w:r>
           </w:p>
         </w:tc>
@@ -1525,7 +1577,7 @@
           </w:tcPr>
           <w:p>
             <w:r>
-              <w:t>Must Have</w:t>
+              <w:t>Won't Have</w:t>
             </w:r>
           </w:p>
         </w:tc>
@@ -1535,7 +1587,7 @@
           </w:tcPr>
           <w:p>
             <w:r>
-              <w:t>3.65</w:t>
+              <w:t>2.8</w:t>
             </w:r>
           </w:p>
         </w:tc>
@@ -1545,59 +1597,7 @@
           </w:tcPr>
           <w:p>
             <w:r>
-              <w:t>Must Have — score 3.65/5: alto impacto de negocio (5/5). Requisito crítico para el MVP.</w:t>
-            </w:r>
-          </w:p>
-        </w:tc>
-      </w:tr>
-      <w:tr>
-        <w:tc>
-          <w:tcPr>
-            <w:tcW w:type="dxa" w:w="1728"/>
-          </w:tcPr>
-          <w:p>
-            <w:r>
-              <w:t>RNF-05</w:t>
-            </w:r>
-          </w:p>
-        </w:tc>
-        <w:tc>
-          <w:tcPr>
-            <w:tcW w:type="dxa" w:w="1728"/>
-          </w:tcPr>
-          <w:p>
-            <w:r>
-              <w:t>El sistema no permitirá el despacho de pedidos que superen los 5kg, excediendo l</w:t>
-            </w:r>
-          </w:p>
-        </w:tc>
-        <w:tc>
-          <w:tcPr>
-            <w:tcW w:type="dxa" w:w="1728"/>
-          </w:tcPr>
-          <w:p>
-            <w:r>
-              <w:t>Should Have</w:t>
-            </w:r>
-          </w:p>
-        </w:tc>
-        <w:tc>
-          <w:tcPr>
-            <w:tcW w:type="dxa" w:w="1728"/>
-          </w:tcPr>
-          <w:p>
-            <w:r>
-              <w:t>3.15</w:t>
-            </w:r>
-          </w:p>
-        </w:tc>
-        <w:tc>
-          <w:tcPr>
-            <w:tcW w:type="dxa" w:w="1728"/>
-          </w:tcPr>
-          <w:p>
-            <w:r>
-              <w:t>Should Have — score 3.15/5: bloquea múltiples componentes del sistema.</w:t>
+              <w:t>Won't Have — score 2.8/5 No se implementará en este ciclo de desarrollo.</w:t>
             </w:r>
           </w:p>
         </w:tc>
